--- a/pr-preview/pr-141/variance-covariance.docx
+++ b/pr-preview/pr-141/variance-covariance.docx
@@ -15,7 +15,7 @@
         <w:pStyle w:val="Date"/>
       </w:pPr>
       <w:r>
-        <w:t xml:space="preserve">Last modified: 2026-10-14 13:15:08 (PDT)</w:t>
+        <w:t xml:space="preserve">Last modified: 2026-10-14 13:35:42 (PDT)</w:t>
       </w:r>
     </w:p>
     <w:bookmarkStart w:id="26" w:name="sec-deviation"/>
@@ -17211,52 +17211,7 @@
         <w:t xml:space="preserve"> </w:t>
       </w:r>
       <w:r>
-        <w:t xml:space="preserve">treats the prediction</w:t>
-      </w:r>
-      <w:r>
-        <w:t xml:space="preserve"> </w:t>
-      </w:r>
-      <m:oMath>
-        <m:acc>
-          <m:accPr>
-            <m:chr m:val="̂"/>
-          </m:accPr>
-          <m:e>
-            <m:r>
-              <m:t>f</m:t>
-            </m:r>
-          </m:e>
-        </m:acc>
-        <m:r>
-          <m:rPr>
-            <m:sty m:val="p"/>
-          </m:rPr>
-          <m:t>(</m:t>
-        </m:r>
-        <m:sSub>
-          <m:e>
-            <m:r>
-              <m:t>x</m:t>
-            </m:r>
-          </m:e>
-          <m:sub>
-            <m:r>
-              <m:t>0</m:t>
-            </m:r>
-          </m:sub>
-        </m:sSub>
-        <m:r>
-          <m:rPr>
-            <m:sty m:val="p"/>
-          </m:rPr>
-          <m:t>)</m:t>
-        </m:r>
-      </m:oMath>
-      <w:r>
-        <w:t xml:space="preserve"> </w:t>
-      </w:r>
-      <w:r>
-        <w:t xml:space="preserve">as a random variable without saying where its randomness comes from.</w:t>
+        <w:t xml:space="preserve">treats the prediction as a random variable without saying where its randomness comes from.</w:t>
       </w:r>
       <w:r>
         <w:t xml:space="preserve"> </w:t>
